--- a/mps-nivel-c/oficial/01_apoio/cap/REG-CAP-009_Reciclagem-Mar2026.docx
+++ b/mps-nivel-c/oficial/01_apoio/cap/REG-CAP-009_Reciclagem-Mar2026.docx
@@ -34,7 +34,7 @@
           <w:color w:val="555555"/>
           <w:sz w:val="20"/>
         </w:rPr>
-        <w:t>REG-CAP-009   ·   Versão Data   ·   20/03/2026   ·   Timeware Brasil</w:t>
+        <w:t>REG-CAP-009   ·   Versão 1.1   ·   20/03/2026   ·   Timeware Brasil</w:t>
       </w:r>
     </w:p>
     <w:p>
@@ -226,7 +226,7 @@
                 <w:i w:val="0"/>
                 <w:sz w:val="20"/>
               </w:rPr>
-              <w:t>1.0</w:t>
+              <w:t>1.1</w:t>
             </w:r>
           </w:p>
         </w:tc>
@@ -2859,6 +2859,638 @@
           </w:p>
         </w:tc>
       </w:tr>
+      <w:tr>
+        <w:trPr>
+          <w:cantSplit w:val="1"/>
+        </w:trPr>
+        <w:tc>
+          <w:tcPr>
+            <w:tcW w:type="dxa" w:w="1484"/>
+            <w:tcMar>
+              <w:top w:w="60" w:type="dxa"/>
+              <w:bottom w:w="60" w:type="dxa"/>
+              <w:left w:w="100" w:type="dxa"/>
+              <w:right w:w="100" w:type="dxa"/>
+            </w:tcMar>
+            <w:shd w:val="clear" w:color="auto" w:fill="EBF5FB"/>
+          </w:tcPr>
+          <w:p>
+            <w:pPr>
+              <w:spacing w:before="40" w:after="40"/>
+            </w:pPr>
+            <w:r>
+              <w:rPr>
+                <w:rFonts w:ascii="Calibri" w:hAnsi="Calibri"/>
+                <w:b w:val="0"/>
+                <w:i w:val="0"/>
+                <w:sz w:val="20"/>
+              </w:rPr>
+              <w:t>Klayton Roberto</w:t>
+            </w:r>
+          </w:p>
+        </w:tc>
+        <w:tc>
+          <w:tcPr>
+            <w:tcW w:type="dxa" w:w="1484"/>
+            <w:tcMar>
+              <w:top w:w="60" w:type="dxa"/>
+              <w:bottom w:w="60" w:type="dxa"/>
+              <w:left w:w="100" w:type="dxa"/>
+              <w:right w:w="100" w:type="dxa"/>
+            </w:tcMar>
+            <w:shd w:val="clear" w:color="auto" w:fill="EBF5FB"/>
+          </w:tcPr>
+          <w:p>
+            <w:pPr>
+              <w:spacing w:before="40" w:after="40"/>
+            </w:pPr>
+            <w:r>
+              <w:rPr>
+                <w:rFonts w:ascii="Calibri" w:hAnsi="Calibri"/>
+                <w:b w:val="0"/>
+                <w:i w:val="0"/>
+                <w:sz w:val="20"/>
+              </w:rPr>
+              <w:t>RH / Capacitação</w:t>
+            </w:r>
+          </w:p>
+        </w:tc>
+        <w:tc>
+          <w:tcPr>
+            <w:tcW w:type="dxa" w:w="1484"/>
+            <w:tcMar>
+              <w:top w:w="60" w:type="dxa"/>
+              <w:bottom w:w="60" w:type="dxa"/>
+              <w:left w:w="100" w:type="dxa"/>
+              <w:right w:w="100" w:type="dxa"/>
+            </w:tcMar>
+            <w:shd w:val="clear" w:color="auto" w:fill="EBF5FB"/>
+          </w:tcPr>
+          <w:p>
+            <w:pPr>
+              <w:spacing w:before="40" w:after="40"/>
+            </w:pPr>
+            <w:r>
+              <w:rPr>
+                <w:rFonts w:ascii="Calibri" w:hAnsi="Calibri"/>
+                <w:b w:val="0"/>
+                <w:i w:val="0"/>
+                <w:sz w:val="20"/>
+              </w:rPr>
+              <w:t>S</w:t>
+            </w:r>
+          </w:p>
+        </w:tc>
+        <w:tc>
+          <w:tcPr>
+            <w:tcW w:type="dxa" w:w="1484"/>
+            <w:tcMar>
+              <w:top w:w="60" w:type="dxa"/>
+              <w:bottom w:w="60" w:type="dxa"/>
+              <w:left w:w="100" w:type="dxa"/>
+              <w:right w:w="100" w:type="dxa"/>
+            </w:tcMar>
+            <w:shd w:val="clear" w:color="auto" w:fill="EBF5FB"/>
+          </w:tcPr>
+          <w:p>
+            <w:pPr>
+              <w:spacing w:before="40" w:after="40"/>
+            </w:pPr>
+            <w:r>
+              <w:rPr>
+                <w:rFonts w:ascii="Calibri" w:hAnsi="Calibri"/>
+                <w:b w:val="0"/>
+                <w:i w:val="0"/>
+                <w:sz w:val="20"/>
+              </w:rPr>
+              <w:t>81</w:t>
+            </w:r>
+          </w:p>
+        </w:tc>
+        <w:tc>
+          <w:tcPr>
+            <w:tcW w:type="dxa" w:w="1484"/>
+            <w:tcMar>
+              <w:top w:w="60" w:type="dxa"/>
+              <w:bottom w:w="60" w:type="dxa"/>
+              <w:left w:w="100" w:type="dxa"/>
+              <w:right w:w="100" w:type="dxa"/>
+            </w:tcMar>
+            <w:shd w:val="clear" w:color="auto" w:fill="EBF5FB"/>
+          </w:tcPr>
+          <w:p>
+            <w:pPr>
+              <w:spacing w:before="40" w:after="40"/>
+            </w:pPr>
+            <w:r>
+              <w:rPr>
+                <w:rFonts w:ascii="Calibri" w:hAnsi="Calibri"/>
+                <w:b w:val="0"/>
+                <w:i w:val="0"/>
+                <w:sz w:val="20"/>
+              </w:rPr>
+              <w:t>AVA-CAP-005: 78</w:t>
+            </w:r>
+          </w:p>
+        </w:tc>
+        <w:tc>
+          <w:tcPr>
+            <w:tcW w:type="dxa" w:w="1484"/>
+            <w:tcMar>
+              <w:top w:w="60" w:type="dxa"/>
+              <w:bottom w:w="60" w:type="dxa"/>
+              <w:left w:w="100" w:type="dxa"/>
+              <w:right w:w="100" w:type="dxa"/>
+            </w:tcMar>
+            <w:shd w:val="clear" w:color="auto" w:fill="EBF5FB"/>
+          </w:tcPr>
+          <w:p>
+            <w:pPr>
+              <w:spacing w:before="40" w:after="40"/>
+            </w:pPr>
+            <w:r>
+              <w:rPr>
+                <w:rFonts w:ascii="Calibri" w:hAnsi="Calibri"/>
+                <w:b w:val="0"/>
+                <w:i w:val="0"/>
+                <w:sz w:val="20"/>
+              </w:rPr>
+              <w:t>Aprovado</w:t>
+            </w:r>
+          </w:p>
+        </w:tc>
+      </w:tr>
+      <w:tr>
+        <w:trPr>
+          <w:cantSplit w:val="1"/>
+        </w:trPr>
+        <w:tc>
+          <w:tcPr>
+            <w:tcW w:type="dxa" w:w="1484"/>
+            <w:tcMar>
+              <w:top w:w="60" w:type="dxa"/>
+              <w:bottom w:w="60" w:type="dxa"/>
+              <w:left w:w="100" w:type="dxa"/>
+              <w:right w:w="100" w:type="dxa"/>
+            </w:tcMar>
+          </w:tcPr>
+          <w:p>
+            <w:pPr>
+              <w:spacing w:before="40" w:after="40"/>
+            </w:pPr>
+            <w:r>
+              <w:rPr>
+                <w:rFonts w:ascii="Calibri" w:hAnsi="Calibri"/>
+                <w:b w:val="0"/>
+                <w:i w:val="0"/>
+                <w:sz w:val="20"/>
+              </w:rPr>
+              <w:t>Allan Patrocínio</w:t>
+            </w:r>
+          </w:p>
+        </w:tc>
+        <w:tc>
+          <w:tcPr>
+            <w:tcW w:type="dxa" w:w="1484"/>
+            <w:tcMar>
+              <w:top w:w="60" w:type="dxa"/>
+              <w:bottom w:w="60" w:type="dxa"/>
+              <w:left w:w="100" w:type="dxa"/>
+              <w:right w:w="100" w:type="dxa"/>
+            </w:tcMar>
+          </w:tcPr>
+          <w:p>
+            <w:pPr>
+              <w:spacing w:before="40" w:after="40"/>
+            </w:pPr>
+            <w:r>
+              <w:rPr>
+                <w:rFonts w:ascii="Calibri" w:hAnsi="Calibri"/>
+                <w:b w:val="0"/>
+                <w:i w:val="0"/>
+                <w:sz w:val="20"/>
+              </w:rPr>
+              <w:t>Dev</w:t>
+            </w:r>
+          </w:p>
+        </w:tc>
+        <w:tc>
+          <w:tcPr>
+            <w:tcW w:type="dxa" w:w="1484"/>
+            <w:tcMar>
+              <w:top w:w="60" w:type="dxa"/>
+              <w:bottom w:w="60" w:type="dxa"/>
+              <w:left w:w="100" w:type="dxa"/>
+              <w:right w:w="100" w:type="dxa"/>
+            </w:tcMar>
+          </w:tcPr>
+          <w:p>
+            <w:pPr>
+              <w:spacing w:before="40" w:after="40"/>
+            </w:pPr>
+            <w:r>
+              <w:rPr>
+                <w:rFonts w:ascii="Calibri" w:hAnsi="Calibri"/>
+                <w:b w:val="0"/>
+                <w:i w:val="0"/>
+                <w:sz w:val="20"/>
+              </w:rPr>
+              <w:t>S</w:t>
+            </w:r>
+          </w:p>
+        </w:tc>
+        <w:tc>
+          <w:tcPr>
+            <w:tcW w:type="dxa" w:w="1484"/>
+            <w:tcMar>
+              <w:top w:w="60" w:type="dxa"/>
+              <w:bottom w:w="60" w:type="dxa"/>
+              <w:left w:w="100" w:type="dxa"/>
+              <w:right w:w="100" w:type="dxa"/>
+            </w:tcMar>
+          </w:tcPr>
+          <w:p>
+            <w:pPr>
+              <w:spacing w:before="40" w:after="40"/>
+            </w:pPr>
+            <w:r>
+              <w:rPr>
+                <w:rFonts w:ascii="Calibri" w:hAnsi="Calibri"/>
+                <w:b w:val="0"/>
+                <w:i w:val="0"/>
+                <w:sz w:val="20"/>
+              </w:rPr>
+              <w:t>85</w:t>
+            </w:r>
+          </w:p>
+        </w:tc>
+        <w:tc>
+          <w:tcPr>
+            <w:tcW w:type="dxa" w:w="1484"/>
+            <w:tcMar>
+              <w:top w:w="60" w:type="dxa"/>
+              <w:bottom w:w="60" w:type="dxa"/>
+              <w:left w:w="100" w:type="dxa"/>
+              <w:right w:w="100" w:type="dxa"/>
+            </w:tcMar>
+          </w:tcPr>
+          <w:p>
+            <w:pPr>
+              <w:spacing w:before="40" w:after="40"/>
+            </w:pPr>
+            <w:r>
+              <w:rPr>
+                <w:rFonts w:ascii="Calibri" w:hAnsi="Calibri"/>
+                <w:b w:val="0"/>
+                <w:i w:val="0"/>
+                <w:sz w:val="20"/>
+              </w:rPr>
+              <w:t>AVA-CAP-003: 82</w:t>
+            </w:r>
+          </w:p>
+        </w:tc>
+        <w:tc>
+          <w:tcPr>
+            <w:tcW w:type="dxa" w:w="1484"/>
+            <w:tcMar>
+              <w:top w:w="60" w:type="dxa"/>
+              <w:bottom w:w="60" w:type="dxa"/>
+              <w:left w:w="100" w:type="dxa"/>
+              <w:right w:w="100" w:type="dxa"/>
+            </w:tcMar>
+          </w:tcPr>
+          <w:p>
+            <w:pPr>
+              <w:spacing w:before="40" w:after="40"/>
+            </w:pPr>
+            <w:r>
+              <w:rPr>
+                <w:rFonts w:ascii="Calibri" w:hAnsi="Calibri"/>
+                <w:b w:val="0"/>
+                <w:i w:val="0"/>
+                <w:sz w:val="20"/>
+              </w:rPr>
+              <w:t>Aprovado</w:t>
+            </w:r>
+          </w:p>
+        </w:tc>
+      </w:tr>
+      <w:tr>
+        <w:trPr>
+          <w:cantSplit w:val="1"/>
+        </w:trPr>
+        <w:tc>
+          <w:tcPr>
+            <w:tcW w:type="dxa" w:w="1484"/>
+            <w:tcMar>
+              <w:top w:w="60" w:type="dxa"/>
+              <w:bottom w:w="60" w:type="dxa"/>
+              <w:left w:w="100" w:type="dxa"/>
+              <w:right w:w="100" w:type="dxa"/>
+            </w:tcMar>
+            <w:shd w:val="clear" w:color="auto" w:fill="EBF5FB"/>
+          </w:tcPr>
+          <w:p>
+            <w:pPr>
+              <w:spacing w:before="40" w:after="40"/>
+            </w:pPr>
+            <w:r>
+              <w:rPr>
+                <w:rFonts w:ascii="Calibri" w:hAnsi="Calibri"/>
+                <w:b w:val="0"/>
+                <w:i w:val="0"/>
+                <w:sz w:val="20"/>
+              </w:rPr>
+              <w:t>Mateus Veloso</w:t>
+            </w:r>
+          </w:p>
+        </w:tc>
+        <w:tc>
+          <w:tcPr>
+            <w:tcW w:type="dxa" w:w="1484"/>
+            <w:tcMar>
+              <w:top w:w="60" w:type="dxa"/>
+              <w:bottom w:w="60" w:type="dxa"/>
+              <w:left w:w="100" w:type="dxa"/>
+              <w:right w:w="100" w:type="dxa"/>
+            </w:tcMar>
+            <w:shd w:val="clear" w:color="auto" w:fill="EBF5FB"/>
+          </w:tcPr>
+          <w:p>
+            <w:pPr>
+              <w:spacing w:before="40" w:after="40"/>
+            </w:pPr>
+            <w:r>
+              <w:rPr>
+                <w:rFonts w:ascii="Calibri" w:hAnsi="Calibri"/>
+                <w:b w:val="0"/>
+                <w:i w:val="0"/>
+                <w:sz w:val="20"/>
+              </w:rPr>
+              <w:t>Dev</w:t>
+            </w:r>
+          </w:p>
+        </w:tc>
+        <w:tc>
+          <w:tcPr>
+            <w:tcW w:type="dxa" w:w="1484"/>
+            <w:tcMar>
+              <w:top w:w="60" w:type="dxa"/>
+              <w:bottom w:w="60" w:type="dxa"/>
+              <w:left w:w="100" w:type="dxa"/>
+              <w:right w:w="100" w:type="dxa"/>
+            </w:tcMar>
+            <w:shd w:val="clear" w:color="auto" w:fill="EBF5FB"/>
+          </w:tcPr>
+          <w:p>
+            <w:pPr>
+              <w:spacing w:before="40" w:after="40"/>
+            </w:pPr>
+            <w:r>
+              <w:rPr>
+                <w:rFonts w:ascii="Calibri" w:hAnsi="Calibri"/>
+                <w:b w:val="0"/>
+                <w:i w:val="0"/>
+                <w:sz w:val="20"/>
+              </w:rPr>
+              <w:t>S</w:t>
+            </w:r>
+          </w:p>
+        </w:tc>
+        <w:tc>
+          <w:tcPr>
+            <w:tcW w:type="dxa" w:w="1484"/>
+            <w:tcMar>
+              <w:top w:w="60" w:type="dxa"/>
+              <w:bottom w:w="60" w:type="dxa"/>
+              <w:left w:w="100" w:type="dxa"/>
+              <w:right w:w="100" w:type="dxa"/>
+            </w:tcMar>
+            <w:shd w:val="clear" w:color="auto" w:fill="EBF5FB"/>
+          </w:tcPr>
+          <w:p>
+            <w:pPr>
+              <w:spacing w:before="40" w:after="40"/>
+            </w:pPr>
+            <w:r>
+              <w:rPr>
+                <w:rFonts w:ascii="Calibri" w:hAnsi="Calibri"/>
+                <w:b w:val="0"/>
+                <w:i w:val="0"/>
+                <w:sz w:val="20"/>
+              </w:rPr>
+              <w:t>83</w:t>
+            </w:r>
+          </w:p>
+        </w:tc>
+        <w:tc>
+          <w:tcPr>
+            <w:tcW w:type="dxa" w:w="1484"/>
+            <w:tcMar>
+              <w:top w:w="60" w:type="dxa"/>
+              <w:bottom w:w="60" w:type="dxa"/>
+              <w:left w:w="100" w:type="dxa"/>
+              <w:right w:w="100" w:type="dxa"/>
+            </w:tcMar>
+            <w:shd w:val="clear" w:color="auto" w:fill="EBF5FB"/>
+          </w:tcPr>
+          <w:p>
+            <w:pPr>
+              <w:spacing w:before="40" w:after="40"/>
+            </w:pPr>
+            <w:r>
+              <w:rPr>
+                <w:rFonts w:ascii="Calibri" w:hAnsi="Calibri"/>
+                <w:b w:val="0"/>
+                <w:i w:val="0"/>
+                <w:sz w:val="20"/>
+              </w:rPr>
+              <w:t>AVA-CAP-003: 80</w:t>
+            </w:r>
+          </w:p>
+        </w:tc>
+        <w:tc>
+          <w:tcPr>
+            <w:tcW w:type="dxa" w:w="1484"/>
+            <w:tcMar>
+              <w:top w:w="60" w:type="dxa"/>
+              <w:bottom w:w="60" w:type="dxa"/>
+              <w:left w:w="100" w:type="dxa"/>
+              <w:right w:w="100" w:type="dxa"/>
+            </w:tcMar>
+            <w:shd w:val="clear" w:color="auto" w:fill="EBF5FB"/>
+          </w:tcPr>
+          <w:p>
+            <w:pPr>
+              <w:spacing w:before="40" w:after="40"/>
+            </w:pPr>
+            <w:r>
+              <w:rPr>
+                <w:rFonts w:ascii="Calibri" w:hAnsi="Calibri"/>
+                <w:b w:val="0"/>
+                <w:i w:val="0"/>
+                <w:sz w:val="20"/>
+              </w:rPr>
+              <w:t>Aprovado</w:t>
+            </w:r>
+          </w:p>
+        </w:tc>
+      </w:tr>
+      <w:tr>
+        <w:trPr>
+          <w:cantSplit w:val="1"/>
+        </w:trPr>
+        <w:tc>
+          <w:tcPr>
+            <w:tcW w:type="dxa" w:w="1484"/>
+            <w:tcMar>
+              <w:top w:w="60" w:type="dxa"/>
+              <w:bottom w:w="60" w:type="dxa"/>
+              <w:left w:w="100" w:type="dxa"/>
+              <w:right w:w="100" w:type="dxa"/>
+            </w:tcMar>
+          </w:tcPr>
+          <w:p>
+            <w:pPr>
+              <w:spacing w:before="40" w:after="40"/>
+            </w:pPr>
+            <w:r>
+              <w:rPr>
+                <w:rFonts w:ascii="Calibri" w:hAnsi="Calibri"/>
+                <w:b w:val="0"/>
+                <w:i w:val="0"/>
+                <w:sz w:val="20"/>
+              </w:rPr>
+              <w:t>Lucas Batista</w:t>
+            </w:r>
+          </w:p>
+        </w:tc>
+        <w:tc>
+          <w:tcPr>
+            <w:tcW w:type="dxa" w:w="1484"/>
+            <w:tcMar>
+              <w:top w:w="60" w:type="dxa"/>
+              <w:bottom w:w="60" w:type="dxa"/>
+              <w:left w:w="100" w:type="dxa"/>
+              <w:right w:w="100" w:type="dxa"/>
+            </w:tcMar>
+          </w:tcPr>
+          <w:p>
+            <w:pPr>
+              <w:spacing w:before="40" w:after="40"/>
+            </w:pPr>
+            <w:r>
+              <w:rPr>
+                <w:rFonts w:ascii="Calibri" w:hAnsi="Calibri"/>
+                <w:b w:val="0"/>
+                <w:i w:val="0"/>
+                <w:sz w:val="20"/>
+              </w:rPr>
+              <w:t>Dev</w:t>
+            </w:r>
+          </w:p>
+        </w:tc>
+        <w:tc>
+          <w:tcPr>
+            <w:tcW w:type="dxa" w:w="1484"/>
+            <w:tcMar>
+              <w:top w:w="60" w:type="dxa"/>
+              <w:bottom w:w="60" w:type="dxa"/>
+              <w:left w:w="100" w:type="dxa"/>
+              <w:right w:w="100" w:type="dxa"/>
+            </w:tcMar>
+          </w:tcPr>
+          <w:p>
+            <w:pPr>
+              <w:spacing w:before="40" w:after="40"/>
+            </w:pPr>
+            <w:r>
+              <w:rPr>
+                <w:rFonts w:ascii="Calibri" w:hAnsi="Calibri"/>
+                <w:b w:val="0"/>
+                <w:i w:val="0"/>
+                <w:sz w:val="20"/>
+              </w:rPr>
+              <w:t>S</w:t>
+            </w:r>
+          </w:p>
+        </w:tc>
+        <w:tc>
+          <w:tcPr>
+            <w:tcW w:type="dxa" w:w="1484"/>
+            <w:tcMar>
+              <w:top w:w="60" w:type="dxa"/>
+              <w:bottom w:w="60" w:type="dxa"/>
+              <w:left w:w="100" w:type="dxa"/>
+              <w:right w:w="100" w:type="dxa"/>
+            </w:tcMar>
+          </w:tcPr>
+          <w:p>
+            <w:pPr>
+              <w:spacing w:before="40" w:after="40"/>
+            </w:pPr>
+            <w:r>
+              <w:rPr>
+                <w:rFonts w:ascii="Calibri" w:hAnsi="Calibri"/>
+                <w:b w:val="0"/>
+                <w:i w:val="0"/>
+                <w:sz w:val="20"/>
+              </w:rPr>
+              <w:t>84</w:t>
+            </w:r>
+          </w:p>
+        </w:tc>
+        <w:tc>
+          <w:tcPr>
+            <w:tcW w:type="dxa" w:w="1484"/>
+            <w:tcMar>
+              <w:top w:w="60" w:type="dxa"/>
+              <w:bottom w:w="60" w:type="dxa"/>
+              <w:left w:w="100" w:type="dxa"/>
+              <w:right w:w="100" w:type="dxa"/>
+            </w:tcMar>
+          </w:tcPr>
+          <w:p>
+            <w:pPr>
+              <w:spacing w:before="40" w:after="40"/>
+            </w:pPr>
+            <w:r>
+              <w:rPr>
+                <w:rFonts w:ascii="Calibri" w:hAnsi="Calibri"/>
+                <w:b w:val="0"/>
+                <w:i w:val="0"/>
+                <w:sz w:val="20"/>
+              </w:rPr>
+              <w:t>AVA-CAP-003: 81</w:t>
+            </w:r>
+          </w:p>
+        </w:tc>
+        <w:tc>
+          <w:tcPr>
+            <w:tcW w:type="dxa" w:w="1484"/>
+            <w:tcMar>
+              <w:top w:w="60" w:type="dxa"/>
+              <w:bottom w:w="60" w:type="dxa"/>
+              <w:left w:w="100" w:type="dxa"/>
+              <w:right w:w="100" w:type="dxa"/>
+            </w:tcMar>
+          </w:tcPr>
+          <w:p>
+            <w:pPr>
+              <w:spacing w:before="40" w:after="40"/>
+            </w:pPr>
+            <w:r>
+              <w:rPr>
+                <w:rFonts w:ascii="Calibri" w:hAnsi="Calibri"/>
+                <w:b w:val="0"/>
+                <w:i w:val="0"/>
+                <w:sz w:val="20"/>
+              </w:rPr>
+              <w:t>Aprovado</w:t>
+            </w:r>
+          </w:p>
+        </w:tc>
+      </w:tr>
     </w:tbl>
     <w:p>
       <w:pPr>
@@ -2889,7 +3521,7 @@
           <w:i w:val="0"/>
           <w:sz w:val="22"/>
         </w:rPr>
-        <w:t>Taxa de aprovação: 10/10 (100%). Melhor resultado registrado até o momento. Média do AVA-CAP-001: 88,2 — evolução significativa em relação à primeira turma (dez/2024: 74,5). Flávio Fernandes destacou-se no módulo de GQA, conduzindo o exercício prático com autonomia.</w:t>
+        <w:t>Taxa de aprovação: 14/14 (100%). Média do AVA-CAP-001: 86,8 — evolução significativa em relação à primeira turma (dez/2024: 74,5). Flávio Fernandes destacou-se no módulo de GQA, conduzindo o exercício prático com autonomia. Allan Patrocínio, Mateus Veloso e Lucas Batista participaram pela primeira vez da reciclagem geral; Klayton Roberto incluído na trilha de RH/Capacitação.</w:t>
       </w:r>
     </w:p>
     <w:p>
@@ -3266,6 +3898,112 @@
                 <w:i w:val="0"/>
                 <w:sz w:val="20"/>
               </w:rPr>
+              <w:t>1.1</w:t>
+            </w:r>
+          </w:p>
+        </w:tc>
+        <w:tc>
+          <w:tcPr>
+            <w:tcW w:type="dxa" w:w="2225"/>
+            <w:tcMar>
+              <w:top w:w="60" w:type="dxa"/>
+              <w:bottom w:w="60" w:type="dxa"/>
+              <w:left w:w="100" w:type="dxa"/>
+              <w:right w:w="100" w:type="dxa"/>
+            </w:tcMar>
+          </w:tcPr>
+          <w:p>
+            <w:pPr>
+              <w:spacing w:before="40" w:after="40"/>
+            </w:pPr>
+            <w:r>
+              <w:rPr>
+                <w:rFonts w:ascii="Calibri" w:hAnsi="Calibri"/>
+                <w:b w:val="0"/>
+                <w:i w:val="0"/>
+                <w:sz w:val="20"/>
+              </w:rPr>
+              <w:t>16/06/2026</w:t>
+            </w:r>
+          </w:p>
+        </w:tc>
+        <w:tc>
+          <w:tcPr>
+            <w:tcW w:type="dxa" w:w="2225"/>
+            <w:tcMar>
+              <w:top w:w="60" w:type="dxa"/>
+              <w:bottom w:w="60" w:type="dxa"/>
+              <w:left w:w="100" w:type="dxa"/>
+              <w:right w:w="100" w:type="dxa"/>
+            </w:tcMar>
+          </w:tcPr>
+          <w:p>
+            <w:pPr>
+              <w:spacing w:before="40" w:after="40"/>
+            </w:pPr>
+            <w:r>
+              <w:rPr>
+                <w:rFonts w:ascii="Calibri" w:hAnsi="Calibri"/>
+                <w:b w:val="0"/>
+                <w:i w:val="0"/>
+                <w:sz w:val="20"/>
+              </w:rPr>
+              <w:t>Time de Melhoria Contínua</w:t>
+            </w:r>
+          </w:p>
+        </w:tc>
+        <w:tc>
+          <w:tcPr>
+            <w:tcW w:type="dxa" w:w="2225"/>
+            <w:tcMar>
+              <w:top w:w="60" w:type="dxa"/>
+              <w:bottom w:w="60" w:type="dxa"/>
+              <w:left w:w="100" w:type="dxa"/>
+              <w:right w:w="100" w:type="dxa"/>
+            </w:tcMar>
+          </w:tcPr>
+          <w:p>
+            <w:pPr>
+              <w:spacing w:before="40" w:after="40"/>
+            </w:pPr>
+            <w:r>
+              <w:rPr>
+                <w:rFonts w:ascii="Calibri" w:hAnsi="Calibri"/>
+                <w:b w:val="0"/>
+                <w:i w:val="0"/>
+                <w:sz w:val="20"/>
+              </w:rPr>
+              <w:t>Incluídos Allan Patrocínio, Mateus Veloso, Lucas Batista (Dev) e Klayton Roberto (RH); taxa e média atualizadas</w:t>
+            </w:r>
+          </w:p>
+        </w:tc>
+      </w:tr>
+      <w:tr>
+        <w:trPr>
+          <w:cantSplit w:val="1"/>
+        </w:trPr>
+        <w:tc>
+          <w:tcPr>
+            <w:tcW w:type="dxa" w:w="2225"/>
+            <w:tcMar>
+              <w:top w:w="60" w:type="dxa"/>
+              <w:bottom w:w="60" w:type="dxa"/>
+              <w:left w:w="100" w:type="dxa"/>
+              <w:right w:w="100" w:type="dxa"/>
+            </w:tcMar>
+            <w:shd w:val="clear" w:color="auto" w:fill="F0F4F8"/>
+          </w:tcPr>
+          <w:p>
+            <w:pPr>
+              <w:spacing w:before="40" w:after="40"/>
+            </w:pPr>
+            <w:r>
+              <w:rPr>
+                <w:rFonts w:ascii="Calibri" w:hAnsi="Calibri"/>
+                <w:b/>
+                <w:i w:val="0"/>
+                <w:sz w:val="20"/>
+              </w:rPr>
               <w:t>1.0</w:t>
             </w:r>
           </w:p>
@@ -3386,7 +4124,7 @@
         <w:color w:val="555555"/>
         <w:sz w:val="16"/>
       </w:rPr>
-      <w:t>vData  ·  20/03/2026</w:t>
+      <w:t>v1.1  ·  20/03/2026</w:t>
     </w:r>
     <w:r>
       <w:tab/>
@@ -3448,7 +4186,7 @@
         <w:color w:val="555555"/>
         <w:sz w:val="16"/>
       </w:rPr>
-      <w:t>vData  ·  20/03/2026</w:t>
+      <w:t>v1.1  ·  20/03/2026</w:t>
     </w:r>
     <w:r>
       <w:tab/>
